--- a/geauxplans-backend/data/templates/SpouseWillCodicil.docx
+++ b/geauxplans-backend/data/templates/SpouseWillCodicil.docx
@@ -4713,7 +4713,25 @@
       <w:fldChar w:fldCharType="end"/>
     </w:r>
     <w:r>
-      <w:t xml:space="preserve"> of 4</w:t>
+      <w:t xml:space="preserve"> of </w:t>
+    </w:r>
+    <w:r>
+      <w:fldChar w:fldCharType="begin"/>
+    </w:r>
+    <w:r>
+      <w:instrText xml:space="preserve"> NUMPAGES   \* MERGEFORMAT </w:instrText>
+    </w:r>
+    <w:r>
+      <w:fldChar w:fldCharType="separate"/>
+    </w:r>
+    <w:r>
+      <w:rPr>
+        <w:noProof/>
+      </w:rPr>
+      <w:t>4</w:t>
+    </w:r>
+    <w:r>
+      <w:fldChar w:fldCharType="end"/>
     </w:r>
     <w:r>
       <w:tab/>
@@ -4747,20 +4765,6 @@
     </w:pPr>
     <w:r>
       <w:t xml:space="preserve">PERSONAL PROPERTY </w:t>
-    </w:r>
-  </w:p>
-  <w:p>
-    <w:pPr>
-      <w:jc w:val="both"/>
-      <w:rPr>
-        <w:sz w:val="12"/>
-      </w:rPr>
-    </w:pPr>
-    <w:r>
-      <w:rPr>
-        <w:sz w:val="12"/>
-      </w:rPr>
-      <w:t>F:\FORMS\ESTATE\WILLS\PROPERTY.LT1</w:t>
     </w:r>
   </w:p>
 </w:ftr>
@@ -4982,14 +4986,24 @@
     <w:r>
       <w:t xml:space="preserve"> of </w:t>
     </w:r>
-    <w:fldSimple w:instr=" NUMPAGES   \* MERGEFORMAT ">
-      <w:r>
-        <w:rPr>
-          <w:noProof/>
-        </w:rPr>
-        <w:t>4</w:t>
-      </w:r>
-    </w:fldSimple>
+    <w:r>
+      <w:fldChar w:fldCharType="begin"/>
+    </w:r>
+    <w:r>
+      <w:instrText xml:space="preserve"> NUMPAGES   \* MERGEFORMAT </w:instrText>
+    </w:r>
+    <w:r>
+      <w:fldChar w:fldCharType="separate"/>
+    </w:r>
+    <w:r>
+      <w:rPr>
+        <w:noProof/>
+      </w:rPr>
+      <w:t>4</w:t>
+    </w:r>
+    <w:r>
+      <w:fldChar w:fldCharType="end"/>
+    </w:r>
     <w:r>
       <w:t xml:space="preserve">    </w:t>
     </w:r>
